--- a/opisy_archetypow/opisy_Towarzyszka.docx
+++ b/opisy_archetypow/opisy_Towarzyszka.docx
@@ -953,7 +953,7 @@
         </w:numPr>
       </w:pPr>
       <w:r>
-        <w:t xml:space="preserve">Z drugiej: polityczki wymaga czasem </w:t>
+        <w:t xml:space="preserve">Z drugiej: polityka wymaga czasem </w:t>
       </w:r>
       <w:r>
         <w:rPr>
@@ -1188,14 +1188,25 @@
         </w:numPr>
       </w:pPr>
       <w:r>
+        <w:t>Swojaczka / osoba z sąsiedztwa (bez dystansu)</w:t>
+      </w:r>
+    </w:p>
+    <w:p>
+      <w:pPr>
+        <w:numPr>
+          <w:ilvl w:val="0"/>
+          <w:numId w:val="7"/>
+        </w:numPr>
+      </w:pPr>
+      <w:r>
         <w:rPr>
           <w:b/>
           <w:bCs/>
         </w:rPr>
-        <w:t>Swojak / człowiek z sąsiedztwa</w:t>
-      </w:r>
-      <w:r>
-        <w:t xml:space="preserve"> (bez dystansu)</w:t>
+        <w:t>Integrator lokalny</w:t>
+      </w:r>
+      <w:r>
+        <w:t xml:space="preserve"> (łączenie ludzi i środowisk)</w:t>
       </w:r>
     </w:p>
     <w:p>
@@ -1210,25 +1221,7 @@
           <w:b/>
           <w:bCs/>
         </w:rPr>
-        <w:t>Integrator lokalny</w:t>
-      </w:r>
-      <w:r>
-        <w:t xml:space="preserve"> (łączenie ludzi i środowisk)</w:t>
-      </w:r>
-    </w:p>
-    <w:p>
-      <w:pPr>
-        <w:numPr>
-          <w:ilvl w:val="0"/>
-          <w:numId w:val="7"/>
-        </w:numPr>
-      </w:pPr>
-      <w:r>
-        <w:rPr>
-          <w:b/>
-          <w:bCs/>
-        </w:rPr>
-        <w:t>Rzecznik codzienności</w:t>
+        <w:t>Rzeczniczka codzienności</w:t>
       </w:r>
       <w:r>
         <w:t xml:space="preserve"> (sprawy zwykłe, ale ważne)</w:t>
@@ -1739,7 +1732,7 @@
     </w:p>
     <w:p>
       <w:r>
-        <w:t>elitaryzm, nadęty język, dystans, polityczki jako show, „oni tam” kontra „my tu”, ignorowanie zwykłych problemów, gadanie bez dowożenia.</w:t>
+        <w:t>elitaryzm, nadęty język, dystans, polityka jako show, „oni tam” kontra „my tu”, ignorowanie zwykłych problemów, gadanie bez dowożenia.</w:t>
       </w:r>
     </w:p>
     <w:p/>
@@ -3127,7 +3120,7 @@
         <w:pStyle w:val="Nagwek2"/>
       </w:pPr>
       <w:r>
-        <w:t>6. Agenda tematyczna i ramowanie polityczka</w:t>
+        <w:t>6. Agenda tematyczna i ramowanie polityka</w:t>
       </w:r>
     </w:p>
     <w:p>

--- a/opisy_archetypow/opisy_Towarzyszka.docx
+++ b/opisy_archetypow/opisy_Towarzyszka.docx
@@ -1079,7 +1079,7 @@
         </w:numPr>
       </w:pPr>
       <w:r>
-        <w:t>zbyt uległy wobec grupy, nawet gdy grupa się myli,</w:t>
+        <w:t>zbyt uległa wobec grupy, nawet gdy grupa się myli,</w:t>
       </w:r>
     </w:p>
     <w:p>
@@ -1090,7 +1090,7 @@
         </w:numPr>
       </w:pPr>
       <w:r>
-        <w:t>bierny i zachowawczy („żeby tylko nie wywołać konfliktu”),</w:t>
+        <w:t>bierna i zachowawcza („żeby tylko nie wywołać konfliktu”),</w:t>
       </w:r>
     </w:p>
     <w:p>
@@ -1112,7 +1112,7 @@
         </w:numPr>
       </w:pPr>
       <w:r>
-        <w:t>łatwy do wykorzystania, byle nie zostać samemu.</w:t>
+        <w:t>łatwa do wykorzystania, byle nie zostać samej.</w:t>
       </w:r>
     </w:p>
     <w:p/>
@@ -1199,14 +1199,7 @@
         </w:numPr>
       </w:pPr>
       <w:r>
-        <w:rPr>
-          <w:b/>
-          <w:bCs/>
-        </w:rPr>
-        <w:t>Integrator lokalny</w:t>
-      </w:r>
-      <w:r>
-        <w:t xml:space="preserve"> (łączenie ludzi i środowisk)</w:t>
+        <w:t>Integratorka lokalna (łączenie ludzi i środowisk)</w:t>
       </w:r>
     </w:p>
     <w:p>

--- a/opisy_archetypow/opisy_Towarzyszka.docx
+++ b/opisy_archetypow/opisy_Towarzyszka.docx
@@ -109,7 +109,7 @@
     </w:p>
     <w:p>
       <w:r>
-        <w:t>wyróżnić się i zostać odrzuconym</w:t>
+        <w:t>wyróżnić się i zostać odrzuconą</w:t>
       </w:r>
     </w:p>
     <w:p/>
@@ -681,7 +681,7 @@
         <w:t>cień archetypu: rola ofiary</w:t>
       </w:r>
       <w:r>
-        <w:t xml:space="preserve"> (zgoda na nadużycia, byle nie zostać odrzuconym)</w:t>
+        <w:t xml:space="preserve"> (zgoda na nadużycia, byle nie zostać odrzuconą)</w:t>
       </w:r>
     </w:p>
     <w:p/>
@@ -904,7 +904,7 @@
     </w:p>
     <w:p>
       <w:r>
-        <w:t>Największy lęk to wyróżnić się i zostać odrzuconym – zostać uznaną za „innego”, „oderwanego” albo „nie naszego”. Towarzyszka boi się wykluczenia i utraty więzi z ludźmi.</w:t>
+        <w:t>Największy lęk to wyróżnić się i zostać odrzuconą – zostać uznaną za „inną”, „oderwaną” albo „nie naszą”. Towarzyszka boi się wykluczenia i utraty więzi z ludźmi.</w:t>
       </w:r>
       <w:r>
         <w:rPr>
